--- a/docs/upgrade-v4.2/gold/begleiter.docx
+++ b/docs/upgrade-v4.2/gold/begleiter.docx
@@ -6206,7 +6206,7 @@
                 <w:sz w:val="20"/>
                 <w:szCs w:val="20"/>
               </w:rPr>
-              <w:t xml:space="preserve">Medien: Kurzeintrag der Pflichtquelle mit QR</w:t>
+              <w:t xml:space="preserve">Medien: Kurzeintrag der Quelle (QR auf S. 3)</w:t>
             </w:r>
           </w:p>
         </w:tc>
@@ -6455,7 +6455,7 @@
                 <w:sz w:val="20"/>
                 <w:szCs w:val="20"/>
               </w:rPr>
-              <w:t xml:space="preserve">LF3: Pflichtquelle (Medien) oder Lehrmittel-Abschnitt mit Beispielzeile (ohne)</w:t>
+              <w:t xml:space="preserve">LF3: Quelle (Medien) oder Lehrmittel-Abschnitt mit Beispielzeile (ohne)</w:t>
             </w:r>
           </w:p>
         </w:tc>
@@ -7890,7 +7890,7 @@
                 <w:sz w:val="20"/>
                 <w:szCs w:val="20"/>
               </w:rPr>
-              <w:t xml:space="preserve">Pflichtquelle: Artikel (nau.ch / Keystone-SDA); Raster ohne Beispielzeile</w:t>
+              <w:t xml:space="preserve">Quelle: Artikel (nau.ch / Keystone-SDA); Raster ohne Beispielzeile</w:t>
             </w:r>
           </w:p>
         </w:tc>
@@ -7915,7 +7915,7 @@
                 <w:sz w:val="20"/>
                 <w:szCs w:val="20"/>
               </w:rPr>
-              <w:t xml:space="preserve">Pflichtquelle: Statistik 2025 der Schuldenberatung Schweiz, Seite 7 (PDF); Raster ohne Beispielzeile</w:t>
+              <w:t xml:space="preserve">Quelle: Statistik 2025 der Schuldenberatung Schweiz, Seite 7 (PDF); Raster ohne Beispielzeile</w:t>
             </w:r>
           </w:p>
         </w:tc>
@@ -8397,10 +8397,10 @@
           <w:b/>
           <w:bCs/>
         </w:rPr>
-        <w:t xml:space="preserve">Pflichtquelle</w:t>
-      </w:r>
-      <w:r>
-        <w:t xml:space="preserve">: Kurzeintrag mit QR auf S. 1, Quellenkarte mit Auftrag und Raster auf S. 3, </w:t>
+        <w:t xml:space="preserve">Quelle</w:t>
+      </w:r>
+      <w:r>
+        <w:t xml:space="preserve">: Kurzeintrag auf S. 1, Quellenkarte mit QR-Code, Auftrag und Raster auf S. 3, </w:t>
       </w:r>
       <w:r>
         <w:rPr>
@@ -8709,7 +8709,7 @@
         <w:t xml:space="preserve">Geräte:</w:t>
       </w:r>
       <w:r>
-        <w:t xml:space="preserve"> Die Lernenden brauchen ein Gerät mit Internetzugang, auf dem sie die QR-Seite öffnen. Die Pflichtquellen sind ein Artikel (Heft A) und ein PDF, davon nur Seite 7 (Heft B), beide ohne Ton. Der Link öffnet das PDF auf Seite 7, manche Handys zeigen trotzdem Seite 1 — sag die Seitenzahl an.</w:t>
+        <w:t xml:space="preserve"> Die Lernenden brauchen ein Gerät mit Internetzugang, auf dem sie die QR-Seite öffnen. Die Quellen sind ein Artikel (Heft A) und ein PDF, davon nur Seite 7 (Heft B), beide ohne Ton. Der Link öffnet das PDF auf Seite 7, manche Handys zeigen trotzdem Seite 1 — sag die Seitenzahl an.</w:t>
       </w:r>
     </w:p>
     <w:p>
@@ -8810,7 +8810,7 @@
                 <w:b/>
                 <w:bCs/>
               </w:rPr>
-              <w:t xml:space="preserve">Pflichtquelle</w:t>
+              <w:t xml:space="preserve">Quelle</w:t>
             </w:r>
             <w:r>
               <w:t xml:space="preserve"> aus, tritt die </w:t>
@@ -10523,7 +10523,7 @@
         <w:t xml:space="preserve">S. 1 — Herausforderung (8 Min.).</w:t>
       </w:r>
       <w:r>
-        <w:t xml:space="preserve"> Die Lernenden markieren beim Lesen, was offen ist. Genau diese Fragen hakt der Quer-Check auf S. 8 wieder ab — lass sie darum nicht überspringen. In der Medien-Spur steht hier der Kurzeintrag der Pflichtquelle mit QR.</w:t>
+        <w:t xml:space="preserve"> Die Lernenden markieren beim Lesen, was offen ist. Genau diese Fragen hakt der Quer-Check auf S. 8 wieder ab — lass sie darum nicht überspringen. In der Medien-Spur steht hier der Kurzeintrag der Quelle; der QR-Code steht auf S. 3, wo sie gebraucht wird.</w:t>
       </w:r>
     </w:p>
     <w:p>
@@ -10692,7 +10692,7 @@
         <w:t xml:space="preserve">Spur mit Medien:</w:t>
       </w:r>
       <w:r>
-        <w:t xml:space="preserve"> Pflichtquelle ist ein Agenturartikel (421 Wörter) über eine Studie mit 10- bis 17-Jährigen. Das Raster fragt nach Absatz, Kernaussage, Beleg oder Zahl und dem Begriff aus LF1.</w:t>
+        <w:t xml:space="preserve"> Quelle ist ein Agenturartikel (421 Wörter) über eine Studie mit 10- bis 17-Jährigen. Das Raster fragt nach Absatz, Kernaussage, Beleg oder Zahl und dem Begriff aus LF1.</w:t>
       </w:r>
     </w:p>
     <w:p>
@@ -10869,7 +10869,7 @@
         <w:t xml:space="preserve">neutrales</w:t>
       </w:r>
       <w:r>
-        <w:t xml:space="preserve"> Beispiel (Vereinssport, mit Beispielwert) — so wirkt es nicht wie ein Befund aus der Pflichtquelle.</w:t>
+        <w:t xml:space="preserve"> Beispiel (Vereinssport, mit Beispielwert) — so wirkt es nicht wie ein Befund aus der Quelle.</w:t>
       </w:r>
     </w:p>
     <w:p>
@@ -11113,7 +11113,7 @@
               <w:spacing w:after="100" w:before="60" w:line="320"/>
             </w:pPr>
             <w:r>
-              <w:t xml:space="preserve">Die Studie hinter der Pflichtquelle stammt aus Deutschland und befragte 10- bis 17-Jährige. Die Wege, über die Kaufwünsche entstehen, lassen sich übertragen, die Prozentzahlen nicht.</w:t>
+              <w:t xml:space="preserve">Die Studie hinter der Quelle stammt aus Deutschland und befragte 10- bis 17-Jährige. Die Wege, über die Kaufwünsche entstehen, lassen sich übertragen, die Prozentzahlen nicht.</w:t>
             </w:r>
           </w:p>
         </w:tc>
@@ -12181,7 +12181,7 @@
                 <w:i/>
                 <w:iCs/>
               </w:rPr>
-              <w:t xml:space="preserve">(Pflichtquelle, Abs. 2–6)</w:t>
+              <w:t xml:space="preserve">(Quelle, Abs. 2–6)</w:t>
             </w:r>
           </w:p>
           <w:p>
@@ -12209,7 +12209,7 @@
                 <w:i/>
                 <w:iCs/>
               </w:rPr>
-              <w:t xml:space="preserve">(Pflichtquelle, Abs. 1, 5, 7)</w:t>
+              <w:t xml:space="preserve">(Quelle, Abs. 1, 5, 7)</w:t>
             </w:r>
           </w:p>
           <w:p>
@@ -12307,7 +12307,7 @@
                 <w:i/>
                 <w:iCs/>
               </w:rPr>
-              <w:t xml:space="preserve">(Pflichtquelle, Abs. 2, 8)</w:t>
+              <w:t xml:space="preserve">(Quelle, Abs. 2, 8)</w:t>
             </w:r>
           </w:p>
           <w:p>
@@ -15427,7 +15427,7 @@
         <w:t xml:space="preserve">S. 1 — Herausforderung (8 Min.).</w:t>
       </w:r>
       <w:r>
-        <w:t xml:space="preserve"> Die Zahlen sind nachrechenbar: Die Abos ergeben 45 + 20 + 65 = 130 Franken, die offene Rechnung 180 Franken plus 20 Franken Mahngebühr = 200 Franken. Offene Fragen markieren lassen — der Quer-Check auf S. 8 nimmt sie wieder auf. In der Medien-Spur steht hier der Kurzeintrag der Pflichtquelle mit QR: die Statistik 2025 der Schuldenberatung Schweiz, Seite 7.</w:t>
+        <w:t xml:space="preserve"> Die Zahlen sind nachrechenbar: Die Abos ergeben 45 + 20 + 65 = 130 Franken, die offene Rechnung 180 Franken plus 20 Franken Mahngebühr = 200 Franken. Offene Fragen markieren lassen — der Quer-Check auf S. 8 nimmt sie wieder auf. In der Medien-Spur steht hier der Kurzeintrag der Quelle mit QR: die Statistik 2025 der Schuldenberatung Schweiz, Seite 7.</w:t>
       </w:r>
     </w:p>
     <w:p>
@@ -15596,7 +15596,7 @@
         <w:t xml:space="preserve">Spur mit Medien:</w:t>
       </w:r>
       <w:r>
-        <w:t xml:space="preserve"> Pflichtquelle ist die Statistik 2025 der Schuldenberatung Schweiz, </w:t>
+        <w:t xml:space="preserve"> Quelle ist die Statistik 2025 der Schuldenberatung Schweiz, </w:t>
       </w:r>
       <w:r>
         <w:rPr>
@@ -18425,7 +18425,7 @@
                 <w:sz w:val="20"/>
                 <w:szCs w:val="20"/>
               </w:rPr>
-              <w:t xml:space="preserve">A · Pflicht (q-131a-pflicht)</w:t>
+              <w:t xml:space="preserve">A · Quelle (q-131a-pflicht)</w:t>
             </w:r>
           </w:p>
         </w:tc>
@@ -18586,7 +18586,7 @@
             <w:pPr>
               <w:spacing w:after="0" w:before="0"/>
             </w:pPr>
-            <w:hyperlink w:history="1" r:id="rId42sl-bbqer-zr8qgbdy1s">
+            <w:hyperlink w:history="1" r:id="rIdv0v_qf2fngg74vufm_cm5">
               <w:r>
                 <w:rPr>
                   <w:b w:val="false"/>
@@ -18624,7 +18624,7 @@
                 <w:sz w:val="20"/>
                 <w:szCs w:val="20"/>
               </w:rPr>
-              <w:t xml:space="preserve">A · Ersatz zur Pflicht (q-131a-pflicht-ersatz)</w:t>
+              <w:t xml:space="preserve">A · Ersatzquelle (q-131a-pflicht-ersatz)</w:t>
             </w:r>
           </w:p>
         </w:tc>
@@ -18792,7 +18792,7 @@
             <w:pPr>
               <w:spacing w:after="0" w:before="0"/>
             </w:pPr>
-            <w:hyperlink w:history="1" r:id="rIdlqsmgukcideggclnicrd9">
+            <w:hyperlink w:history="1" r:id="rIdgdsypic7mqd57kgljwyc6">
               <w:r>
                 <w:rPr>
                   <w:b w:val="false"/>
@@ -18990,7 +18990,7 @@
             <w:pPr>
               <w:spacing w:after="0" w:before="0"/>
             </w:pPr>
-            <w:hyperlink w:history="1" r:id="rIdqlbzpsjj8z92qv0qlhtrq">
+            <w:hyperlink w:history="1" r:id="rIdydbbyymkvtrsixmxibnhp">
               <w:r>
                 <w:rPr>
                   <w:b w:val="false"/>
@@ -19196,7 +19196,7 @@
             <w:pPr>
               <w:spacing w:after="0" w:before="0"/>
             </w:pPr>
-            <w:hyperlink w:history="1" r:id="rIdrpw3049mqwmyr1aicx6hh">
+            <w:hyperlink w:history="1" r:id="rId8ko60qkvcanwjphtybftx">
               <w:r>
                 <w:rPr>
                   <w:b w:val="false"/>
@@ -19233,7 +19233,7 @@
                 <w:sz w:val="20"/>
                 <w:szCs w:val="20"/>
               </w:rPr>
-              <w:t xml:space="preserve">B · Pflicht (q-131b-pflicht)</w:t>
+              <w:t xml:space="preserve">B · Quelle (q-131b-pflicht)</w:t>
             </w:r>
           </w:p>
         </w:tc>
@@ -19394,7 +19394,7 @@
             <w:pPr>
               <w:spacing w:after="0" w:before="0"/>
             </w:pPr>
-            <w:hyperlink w:history="1" r:id="rIdnjgy9gyqdojkdpx7bg915">
+            <w:hyperlink w:history="1" r:id="rId21ljmoou3-giv_qjuhunc">
               <w:r>
                 <w:rPr>
                   <w:b w:val="false"/>
@@ -19432,7 +19432,7 @@
                 <w:sz w:val="20"/>
                 <w:szCs w:val="20"/>
               </w:rPr>
-              <w:t xml:space="preserve">B · Ersatz zur Pflicht (q-131b-pflicht-ersatz)</w:t>
+              <w:t xml:space="preserve">B · Ersatzquelle (q-131b-pflicht-ersatz)</w:t>
             </w:r>
           </w:p>
         </w:tc>
@@ -19600,7 +19600,7 @@
             <w:pPr>
               <w:spacing w:after="0" w:before="0"/>
             </w:pPr>
-            <w:hyperlink w:history="1" r:id="rIdj242wu7o0hjsu9ggfl4tj">
+            <w:hyperlink w:history="1" r:id="rIdnvocdvmsxxzwywsxado_z">
               <w:r>
                 <w:rPr>
                   <w:b w:val="false"/>
@@ -19798,7 +19798,7 @@
             <w:pPr>
               <w:spacing w:after="0" w:before="0"/>
             </w:pPr>
-            <w:hyperlink w:history="1" r:id="rIdjl2xwsneihtalmfgplrui">
+            <w:hyperlink w:history="1" r:id="rIdfout8cqrjhfrljbpnqqiv">
               <w:r>
                 <w:rPr>
                   <w:b w:val="false"/>
@@ -20004,7 +20004,7 @@
             <w:pPr>
               <w:spacing w:after="0" w:before="0"/>
             </w:pPr>
-            <w:hyperlink w:history="1" r:id="rIdsv_gglchavw8gw-nnkhy3">
+            <w:hyperlink w:history="1" r:id="rIdvg5v49_dk8gltuzolajfr">
               <w:r>
                 <w:rPr>
                   <w:b w:val="false"/>
@@ -20070,7 +20070,7 @@
           <w:b/>
           <w:bCs/>
         </w:rPr>
-        <w:t xml:space="preserve">Pflichtquelle A</w:t>
+        <w:t xml:space="preserve">Quelle A</w:t>
       </w:r>
       <w:r>
         <w:t xml:space="preserve"> beruht auf einer Erhebung in </w:t>
@@ -20143,7 +20143,7 @@
           <w:b/>
           <w:bCs/>
         </w:rPr>
-        <w:t xml:space="preserve">Pflichtquelle B</w:t>
+        <w:t xml:space="preserve">Quelle B</w:t>
       </w:r>
       <w:r>
         <w:t xml:space="preserve"> gilt nur mit ihrer </w:t>
@@ -20375,7 +20375,7 @@
               <w:t xml:space="preserve">halbjährlich</w:t>
             </w:r>
             <w:r>
-              <w:t xml:space="preserve"> und vor jedem Einsatz der Medien-Spur. Fällt eine Pflichtquelle dauerhaft aus, wird die Karte in der Quellenkartei ersetzt und die Lösung zu LF3 neu geschrieben — die Tabelle hier zieht dann von selbst nach.</w:t>
+              <w:t xml:space="preserve"> und vor jedem Einsatz der Medien-Spur. Fällt eine Quelle dauerhaft aus, wird die Karte in der Quellenkartei ersetzt und die Lösung zu LF3 neu geschrieben — die Tabelle hier zieht dann von selbst nach.</w:t>
             </w:r>
           </w:p>
         </w:tc>

--- a/docs/upgrade-v4.2/gold/begleiter.docx
+++ b/docs/upgrade-v4.2/gold/begleiter.docx
@@ -227,7 +227,7 @@
             <w:szCs w:val="21"/>
             <w:u w:val="single" w:color="DCDCDC"/>
           </w:rPr>
-          <w:t xml:space="preserve">1. Wochenplan: zwölf Lektionen</w:t>
+          <w:t xml:space="preserve">1. Zeitplan: ein Vorschlag für zwölf Lektionen</w:t>
         </w:r>
       </w:hyperlink>
     </w:p>
@@ -471,7 +471,7 @@
               <w:t xml:space="preserve">wie</w:t>
             </w:r>
             <w:r>
-              <w:t xml:space="preserve"> du die Einheit führst: Wochenplan, Einsatz der zwei Spuren,
+              <w:t xml:space="preserve"> du die Einheit führst: Zeitplan als Vorschlag, Einsatz der zwei Spuren,
 Hinweise zu jeder Heftseite, Musterlösungen pro Spur mit Erwartungshorizonten,
 Quellen-Stand und Bewertung — ohne dass du anderswo nachschlagen musst.</w:t>
             </w:r>
@@ -668,7 +668,7 @@
         <w:spacing w:after="100" w:before="60" w:line="320"/>
       </w:pPr>
       <w:r>
-        <w:t xml:space="preserve">Beide Hefte enden mit einer Mindmap um dasselbe Zentrum: «</w:t>
+        <w:t xml:space="preserve">Beide Hefte enden mit einem Begriffsnetz um dasselbe Zentrum: «</w:t>
       </w:r>
       <w:r>
         <w:t xml:space="preserve"/>
@@ -3498,7 +3498,7 @@
               <w:spacing w:after="100" w:before="60" w:line="320"/>
             </w:pPr>
             <w:r>
-              <w:t xml:space="preserve">Die Stufentexte der Feedback-Kriterien sind wörtlich die des KN. Darum nennt «Fachkorrektheit» auf Stufe 1 Begriffe, die im einzelnen Heft nicht alle vorkommen: «Begriffe (Bedürfnis, Budget, Leasing/Kredit) fehlen oder werden falsch verwendet.» Und «Wirtschaftliches Prinzip» verlangt auf Stufe 4 «Transfer» — den zeigen die Lernenden erst im gemeinsamen Auftrag und im KN. Massgebend für die Rückmeldung zum Heft ist darum die Zeile «Woran sehe ich das in meinem Produkt?» — sie sagt, woran das Kriterium im Heftprodukt zu sehen ist.</w:t>
+              <w:t xml:space="preserve">Die Stufentexte der Feedback-Kriterien sind wörtlich die des KN. Darum nennt «Fachkorrektheit» bei 0 Punkten Begriffe, die im einzelnen Heft nicht alle vorkommen: «Begriffe (Bedürfnis, Budget, Leasing/Kredit) fehlen oder werden falsch verwendet.» Und «Wirtschaftliches Prinzip» verlangt für 3 Punkte «Transfer» — den zeigen die Lernenden erst im gemeinsamen Auftrag und im KN. Massgebend für die Rückmeldung zum Heft ist darum die Zeile «Woran sehe ich das in meinem Produkt?» — sie sagt, woran das Kriterium im Heftprodukt zu sehen ist.</w:t>
             </w:r>
           </w:p>
         </w:tc>
@@ -3779,7 +3779,7 @@
           <w:sz w:val="36"/>
           <w:szCs w:val="36"/>
         </w:rPr>
-        <w:t xml:space="preserve">1. Wochenplan: zwölf Lektionen</w:t>
+        <w:t xml:space="preserve">1. Zeitplan: ein Vorschlag für zwölf Lektionen</w:t>
       </w:r>
       <w:bookmarkEnd w:id="1"/>
     </w:p>
@@ -3788,7 +3788,7 @@
         <w:spacing w:after="100" w:before="60" w:line="320"/>
       </w:pPr>
       <w:r>
-        <w:t xml:space="preserve">Vier Wochen zu drei Lektionen, mit einer Lektion Puffer am Schluss.</w:t>
+        <w:t xml:space="preserve">Die Hefte und der Auftragsbogen nennen weder Woche noch Lektion — die Zeit teilst du selbst ein. Der folgende Plan ist ein Vorschlag: vier Wochen zu drei Lektionen, mit einer Lektion Puffer am Schluss.</w:t>
       </w:r>
     </w:p>
     <w:tbl>
@@ -4438,7 +4438,7 @@
           <w:sz w:val="26"/>
           <w:szCs w:val="26"/>
         </w:rPr>
-        <w:t xml:space="preserve">Lektion für Lektion</w:t>
+        <w:t xml:space="preserve">Lektion für Lektion (Vorschlag)</w:t>
       </w:r>
     </w:p>
     <w:tbl>
@@ -4883,7 +4883,7 @@
                 <w:sz w:val="20"/>
                 <w:szCs w:val="20"/>
               </w:rPr>
-              <w:t xml:space="preserve">Landkarte fertigstellen, Feedback-Kriterien, Abschluss mit Mindmap</w:t>
+              <w:t xml:space="preserve">Landkarte fertigstellen, Feedback-Kriterien, Abschluss mit Begriffsnetz</w:t>
             </w:r>
             <w:r>
               <w:rPr>
@@ -6780,7 +6780,7 @@
                 <w:sz w:val="20"/>
                 <w:szCs w:val="20"/>
               </w:rPr>
-              <w:t xml:space="preserve">Methoden</w:t>
+              <w:t xml:space="preserve">Methoden und Beispiel</w:t>
             </w:r>
           </w:p>
         </w:tc>
@@ -6805,7 +6805,7 @@
                 <w:sz w:val="20"/>
                 <w:szCs w:val="20"/>
               </w:rPr>
-              <w:t xml:space="preserve">nachschlagen</w:t>
+              <w:t xml:space="preserve">nachschlagen; Beispiel des Produkts ansehen</w:t>
             </w:r>
           </w:p>
         </w:tc>
@@ -7054,7 +7054,7 @@
                 <w:sz w:val="20"/>
                 <w:szCs w:val="20"/>
               </w:rPr>
-              <w:t xml:space="preserve">Mindmap, Quer-Check, Mitnahme, Checkliste</w:t>
+              <w:t xml:space="preserve">Begriffsnetz, Glossar, Quer-Check, «Das nehme ich mit», Checkliste</w:t>
             </w:r>
           </w:p>
         </w:tc>
@@ -7079,7 +7079,7 @@
                 <w:sz w:val="20"/>
                 <w:szCs w:val="20"/>
               </w:rPr>
-              <w:t xml:space="preserve">—</w:t>
+              <w:t xml:space="preserve">Glossar: Begriffe der Quelle</w:t>
             </w:r>
           </w:p>
         </w:tc>
@@ -7127,7 +7127,7 @@
         <w:spacing w:after="100" w:before="60" w:line="320"/>
       </w:pPr>
       <w:r>
-        <w:t xml:space="preserve">Seite 3 ist knapp gerechnet: höchstens 10 Minuten lesen, 12 Minuten Raster, 3 Minuten Befund. Die Minuten gelten pro Seite, nicht pro Lektion; wie die Seiten auf die drei Lektionen fallen, zeigt der Wochenplan oben (und im Heft auf Seite 1).</w:t>
+        <w:t xml:space="preserve">Seite 3 ist knapp gerechnet: höchstens 10 Minuten lesen, 12 Minuten Raster, 3 Minuten Befund. Die Minuten gelten pro Seite, nicht pro Lektion; wie die Seiten auf drei Lektionen fallen können, zeigt der Vorschlag oben. Im Heft steht auf Seite 1 nur die Übersicht in drei Teilen, ohne Woche und ohne Zeitangabe.</w:t>
       </w:r>
     </w:p>
     <w:tbl>
@@ -7556,31 +7556,31 @@
                 <w:sz w:val="20"/>
                 <w:szCs w:val="20"/>
               </w:rPr>
-              <w:t xml:space="preserve">Mindmap, Abschluss, Checkliste</w:t>
-            </w:r>
-          </w:p>
-        </w:tc>
-        <w:tc>
-          <w:tcPr>
-            <w:tcMar>
-              <w:top w:type="dxa" w:w="70"/>
-              <w:left w:type="dxa" w:w="120"/>
-              <w:bottom w:type="dxa" w:w="70"/>
-              <w:right w:type="dxa" w:w="120"/>
-            </w:tcMar>
-          </w:tcPr>
-          <w:p>
-            <w:pPr>
-              <w:spacing w:after="0" w:before="0"/>
-            </w:pPr>
-            <w:r>
-              <w:rPr>
-                <w:b w:val="false"/>
-                <w:bCs w:val="false"/>
-                <w:sz w:val="20"/>
-                <w:szCs w:val="20"/>
-              </w:rPr>
-              <w:t xml:space="preserve">Kasten auf S. 4: Vertiefung bzw. Denkhilfe</w:t>
+              <w:t xml:space="preserve">Begriffsnetz, Glossar-Kern, Abschluss, Checkliste</w:t>
+            </w:r>
+          </w:p>
+        </w:tc>
+        <w:tc>
+          <w:tcPr>
+            <w:tcMar>
+              <w:top w:type="dxa" w:w="70"/>
+              <w:left w:type="dxa" w:w="120"/>
+              <w:bottom w:type="dxa" w:w="70"/>
+              <w:right w:type="dxa" w:w="120"/>
+            </w:tcMar>
+          </w:tcPr>
+          <w:p>
+            <w:pPr>
+              <w:spacing w:after="0" w:before="0"/>
+            </w:pPr>
+            <w:r>
+              <w:rPr>
+                <w:b w:val="false"/>
+                <w:bCs w:val="false"/>
+                <w:sz w:val="20"/>
+                <w:szCs w:val="20"/>
+              </w:rPr>
+              <w:t xml:space="preserve">Kasten auf S. 4: Vertiefung bzw. Denkhilfe · ein bis zwei Glossarbegriffe aus der Quelle</w:t>
             </w:r>
           </w:p>
         </w:tc>
@@ -8240,7 +8240,7 @@
         <w:spacing w:after="100" w:before="60" w:line="320"/>
       </w:pPr>
       <w:r>
-        <w:t xml:space="preserve">In Heft B ist LF4 in beiden Spuren wortgleich, ebenso der Erwartungshorizont; die Spuren unterscheiden sich dort im Scaffold und im Kasten auf S. 4 (Denkhilfe mit vorgegebenem Einwand bzw. Vertiefung).</w:t>
+        <w:t xml:space="preserve">In Heft B ist LF4 in beiden Spuren wortgleich, ebenso der Erwartungshorizont; die Spuren unterscheiden sich dort im Kasten auf S. 4 (Denkhilfe bzw. Vertiefung). Der Einwand, an dem die Lernenden ihre Anpassung prüfen, steht in beiden Spuren in der Leitfrage selbst.</w:t>
       </w:r>
     </w:p>
     <w:p>
@@ -8452,7 +8452,7 @@
         <w:t xml:space="preserve">S. 4</w:t>
       </w:r>
       <w:r>
-        <w:t xml:space="preserve"> zeigt im Kasten «Vertiefung» zwei weitere Quellen mit je einer Leitfrage, ohne Raster. Sie sind </w:t>
+        <w:t xml:space="preserve"> zeigt im Kasten «Vertiefung» zwei weitere Quellen. Jede Karte nennt, was zu hören, zu sehen oder zu lesen ist, stellt eine Leitfrage und hat ein Feld «Meine Antwort». Die Karten sind </w:t>
       </w:r>
       <w:r>
         <w:rPr>
@@ -8601,7 +8601,7 @@
               <w:spacing w:after="100" w:before="60" w:line="320"/>
             </w:pPr>
             <w:r>
-              <w:t xml:space="preserve">Bespreche im Plenum, was beide Spuren teilen: Situation, LF1 und LF2, Produkt, Feedback-Kriterien, Mindmap. LF3 und LF4 besprichst du in zwei Gruppen nach Spur — die Lösungen in Kap. 3 und 4 sind dafür getrennt aufgeführt. Die Rückmeldung bleibt vergleichbar, weil die Kriterien in beiden Spuren dieselben sind.</w:t>
+              <w:t xml:space="preserve">Bespreche im Plenum, was beide Spuren teilen: Situation, LF1 und LF2, Produkt, Feedback-Kriterien, Begriffsnetz. LF3 und LF4 besprichst du in zwei Gruppen nach Spur — die Lösungen in Kap. 3 und 4 sind dafür getrennt aufgeführt. Die Rückmeldung bleibt vergleichbar, weil die Kriterien in beiden Spuren dieselben sind.</w:t>
             </w:r>
           </w:p>
         </w:tc>
@@ -10756,6 +10756,142 @@
       <w:tblPr>
         <w:tblW w:type="pct" w:w="100%"/>
         <w:tblBorders>
+          <w:top w:val="none" w:color="FFFFFF" w:sz="0"/>
+          <w:left w:val="single" w:color="A12061" w:sz="18"/>
+          <w:bottom w:val="none" w:color="FFFFFF" w:sz="0"/>
+          <w:right w:val="none" w:color="FFFFFF" w:sz="0"/>
+          <w:insideH w:val="none" w:color="FFFFFF" w:sz="0"/>
+          <w:insideV w:val="none" w:color="FFFFFF" w:sz="0"/>
+        </w:tblBorders>
+        <w:tblLayout w:type="fixed"/>
+      </w:tblPr>
+      <w:tblGrid>
+        <w:gridCol w:w="100"/>
+      </w:tblGrid>
+      <w:tr>
+        <w:tc>
+          <w:tcPr>
+            <w:shd w:fill="FBE7F1" w:color="auto" w:val="clear"/>
+            <w:tcMar>
+              <w:top w:type="dxa" w:w="140"/>
+              <w:left w:type="dxa" w:w="220"/>
+              <w:bottom w:type="dxa" w:w="140"/>
+              <w:right w:type="dxa" w:w="180"/>
+            </w:tcMar>
+          </w:tcPr>
+          <w:p>
+            <w:pPr>
+              <w:spacing w:after="80" w:before="0"/>
+            </w:pPr>
+            <w:r>
+              <w:rPr>
+                <w:rFonts w:ascii="Source Sans 3" w:cs="Source Sans 3" w:eastAsia="Source Sans 3" w:hAnsi="Source Sans 3"/>
+                <w:b/>
+                <w:bCs/>
+                <w:color w:val="A12061"/>
+                <w:spacing w:val="12"/>
+                <w:sz w:val="18"/>
+                <w:szCs w:val="18"/>
+              </w:rPr>
+              <w:t xml:space="preserve">ERWARTUNGSHORIZONT  ·  VERTIEFUNG 1 (SPUR MIT MEDIEN, AUDIO) — BEZAHLTE WERBUNG ERKENNEN</w:t>
+            </w:r>
+          </w:p>
+          <w:p>
+            <w:pPr>
+              <w:spacing w:after="100" w:before="60" w:line="320"/>
+            </w:pPr>
+            <w:r>
+              <w:t xml:space="preserve">Erwartet sind zwei bis drei Merkmale: Kennzeichnungswörter wie Werbung, Ad oder gesponsert, oft versteckt · ein Rabattcode oder ein Produkt, das auffällig im Mittelpunkt steht · nur Positives, kein Nachteil · die Prüffrage vor dem Kauf (Vertraue ich der Person, brauche ich das?).
+Stand: aus dem Begleittext von SRF zum Beitrag. Das Audio selbst ist nicht gegengehört.</w:t>
+            </w:r>
+          </w:p>
+        </w:tc>
+      </w:tr>
+    </w:tbl>
+    <w:p>
+      <w:pPr>
+        <w:spacing w:after="0" w:before="0"/>
+      </w:pPr>
+      <w:r>
+        <w:rPr>
+          <w:sz w:val="8"/>
+          <w:szCs w:val="8"/>
+        </w:rPr>
+        <w:t xml:space="preserve"/>
+      </w:r>
+    </w:p>
+    <w:tbl>
+      <w:tblPr>
+        <w:tblW w:type="pct" w:w="100%"/>
+        <w:tblBorders>
+          <w:top w:val="none" w:color="FFFFFF" w:sz="0"/>
+          <w:left w:val="single" w:color="A12061" w:sz="18"/>
+          <w:bottom w:val="none" w:color="FFFFFF" w:sz="0"/>
+          <w:right w:val="none" w:color="FFFFFF" w:sz="0"/>
+          <w:insideH w:val="none" w:color="FFFFFF" w:sz="0"/>
+          <w:insideV w:val="none" w:color="FFFFFF" w:sz="0"/>
+        </w:tblBorders>
+        <w:tblLayout w:type="fixed"/>
+      </w:tblPr>
+      <w:tblGrid>
+        <w:gridCol w:w="100"/>
+      </w:tblGrid>
+      <w:tr>
+        <w:tc>
+          <w:tcPr>
+            <w:shd w:fill="FBE7F1" w:color="auto" w:val="clear"/>
+            <w:tcMar>
+              <w:top w:type="dxa" w:w="140"/>
+              <w:left w:type="dxa" w:w="220"/>
+              <w:bottom w:type="dxa" w:w="140"/>
+              <w:right w:type="dxa" w:w="180"/>
+            </w:tcMar>
+          </w:tcPr>
+          <w:p>
+            <w:pPr>
+              <w:spacing w:after="80" w:before="0"/>
+            </w:pPr>
+            <w:r>
+              <w:rPr>
+                <w:rFonts w:ascii="Source Sans 3" w:cs="Source Sans 3" w:eastAsia="Source Sans 3" w:hAnsi="Source Sans 3"/>
+                <w:b/>
+                <w:bCs/>
+                <w:color w:val="A12061"/>
+                <w:spacing w:val="12"/>
+                <w:sz w:val="18"/>
+                <w:szCs w:val="18"/>
+              </w:rPr>
+              <w:t xml:space="preserve">ERWARTUNGSHORIZONT  ·  VERTIEFUNG 2 (SPUR MIT MEDIEN, VIDEO 00:35–06:29) — GEFÄLSCHTE MARKENARTIKEL</w:t>
+            </w:r>
+          </w:p>
+          <w:p>
+            <w:pPr>
+              <w:spacing w:after="100" w:before="60" w:line="320"/>
+            </w:pPr>
+            <w:r>
+              <w:t xml:space="preserve">Bedürfnis: dazugehören und beim Trend mitgehen, Markenlook trotz knappem Geld (Dazugehörigkeit, Anerkennung). Risiko: Die Einfuhr ist auch für den Eigengebrauch verboten, der Zoll hält Pakete zurück; Verfahren und Kosten gehen vom Markeninhaber aus.
+Weitere Risiken (etwa Gesundheit oder Zahlungsdaten) nennt der Ausschnitt nicht; wer sie anführt, geht über den Ausschnitt hinaus.</w:t>
+            </w:r>
+          </w:p>
+        </w:tc>
+      </w:tr>
+    </w:tbl>
+    <w:p>
+      <w:pPr>
+        <w:spacing w:after="0" w:before="0"/>
+      </w:pPr>
+      <w:r>
+        <w:rPr>
+          <w:sz w:val="8"/>
+          <w:szCs w:val="8"/>
+        </w:rPr>
+        <w:t xml:space="preserve"/>
+      </w:r>
+    </w:p>
+    <w:tbl>
+      <w:tblPr>
+        <w:tblW w:type="pct" w:w="100%"/>
+        <w:tblBorders>
           <w:top w:val="single" w:color="A07A14" w:sz="8"/>
           <w:left w:val="single" w:color="A07A14" w:sz="40"/>
           <w:bottom w:val="single" w:color="A07A14" w:sz="8"/>
@@ -10881,25 +11017,80 @@
           <w:b/>
           <w:bCs/>
         </w:rPr>
-        <w:t xml:space="preserve">S. 7 — Arbeitsfläche (40 Min.).</w:t>
-      </w:r>
-      <w:r>
-        <w:t xml:space="preserve"> Mindestens acht Einträge, je Gut → Bedürfnis als Stichwort. Jeder Eintrag bekommt mit Farbe oder Symbol eine von drei Markierungen: echt · geweckt · geweckt, aber berechtigt. Bei geweckten steht der Einfluss aus LF3 dabei.</w:t>
-      </w:r>
-    </w:p>
-    <w:p>
-      <w:pPr>
-        <w:spacing w:after="100" w:before="60" w:line="320"/>
-      </w:pPr>
+        <w:t xml:space="preserve">S. 6 unten — «So kann Ihr Produkt aussehen».</w:t>
+      </w:r>
+      <w:r>
+        <w:t xml:space="preserve"> Unter den Karten steht eine ausgefüllte Landkarte </w:t>
+      </w:r>
       <w:r>
         <w:rPr>
           <w:b/>
           <w:bCs/>
         </w:rPr>
+        <w:t xml:space="preserve">an einem anderen Fall</w:t>
+      </w:r>
+      <w:r>
+        <w:t xml:space="preserve"> (Spielkonsole). Sie zeigt die Form — Felder, Einträge im Muster Gut → Bedürfnis, Legende mit drei Zeichen, Massstab und Entscheid am Rand —, nicht die Lösung zum eigenen Fall. Die mögliche Lösung zum Fall des Hefts liegt als </w:t>
+      </w:r>
+      <w:r>
+        <w:rPr>
+          <w:b/>
+          <w:bCs/>
+        </w:rPr>
+        <w:t xml:space="preserve">Lösungsblatt</w:t>
+      </w:r>
+      <w:r>
+        <w:t xml:space="preserve"> bei den Unterlagen der Lehrperson; zeig sie erst, wenn die eigene Karte steht.</w:t>
+      </w:r>
+    </w:p>
+    <w:p>
+      <w:pPr>
+        <w:spacing w:after="100" w:before="60" w:line="320"/>
+      </w:pPr>
+      <w:r>
+        <w:rPr>
+          <w:b/>
+          <w:bCs/>
+        </w:rPr>
+        <w:t xml:space="preserve">S. 7 — Arbeitsfläche (40 Min.).</w:t>
+      </w:r>
+      <w:r>
+        <w:t xml:space="preserve"> Mindestens acht Einträge, je Gut → Bedürfnis als Stichwort. Jeder Eintrag bekommt mit Farbe oder Symbol eine von drei Markierungen: echt · geweckt · geweckt, aber berechtigt. Bei geweckten steht der Einfluss aus LF3 dabei.</w:t>
+      </w:r>
+    </w:p>
+    <w:p>
+      <w:pPr>
+        <w:spacing w:after="100" w:before="60" w:line="320"/>
+      </w:pPr>
+      <w:r>
+        <w:rPr>
+          <w:b/>
+          <w:bCs/>
+        </w:rPr>
         <w:t xml:space="preserve">S. 8 — Abschluss (15 Min.).</w:t>
       </w:r>
       <w:r>
-        <w:t xml:space="preserve"> Die Mindmap braucht mindestens fünf beschriftete Verbindungen, eine davon zum Ast «gilt auch bei …», und mindestens zwei Begriffe aus dem Raster. Die Mitnahme — </w:t>
+        <w:t xml:space="preserve"> Oben steht das </w:t>
+      </w:r>
+      <w:r>
+        <w:rPr>
+          <w:b/>
+          <w:bCs/>
+        </w:rPr>
+        <w:t xml:space="preserve">Begriffsnetz</w:t>
+      </w:r>
+      <w:r>
+        <w:t xml:space="preserve">: Jeder Begriff des Hefts ist ein eigener Knoten um das Zentrum. Die Lernenden ziehen mindestens fünf Linien, beschriften jede mit dem Zusammenhang, führen eine davon zum Feld «gilt auch bei …» und tragen in die zwei leeren Knoten je einen Begriff aus ihrem Raster ein. Darunter erklärt das </w:t>
+      </w:r>
+      <w:r>
+        <w:rPr>
+          <w:b/>
+          <w:bCs/>
+        </w:rPr>
+        <w:t xml:space="preserve">Glossar des Hefts</w:t>
+      </w:r>
+      <w:r>
+        <w:t xml:space="preserve"> dieselben Begriffe, dazu die Begriffe aus der Quelle der Spur. Die drei Zeilen «Das nehme ich mit» — </w:t>
       </w:r>
       <w:r>
         <w:rPr>
@@ -10909,7 +11100,7 @@
         <w:t xml:space="preserve">Mein Massstab · Mein Entscheid · Mir noch unklar</w:t>
       </w:r>
       <w:r>
-        <w:t xml:space="preserve"> — ist das Werkzeug für den gemeinsamen Auftrag in Woche 3: Das Heft bleibt bei den Lernenden.</w:t>
+        <w:t xml:space="preserve"> — fassen das Heft zusammen. Der gemeinsame Auftrag greift darauf zurück (Kasten «Das brauchen Sie aus Ihren Heften» auf A1); das Heft bleibt darum bei den Lernenden. Wann der Auftrag folgt, entscheidest du — das Heft nennt keinen Zeitpunkt.</w:t>
       </w:r>
     </w:p>
     <w:p>
@@ -12546,7 +12737,7 @@
           <w:sz w:val="26"/>
           <w:szCs w:val="26"/>
         </w:rPr>
-        <w:t xml:space="preserve">Tafelbild — Meine Bedürfnis-Landkarte</w:t>
+        <w:t xml:space="preserve">Tafelbild — Begriffsnetz Heft A</w:t>
       </w:r>
     </w:p>
     <w:tbl>
@@ -12590,7 +12781,7 @@
                 <w:sz w:val="18"/>
                 <w:szCs w:val="18"/>
               </w:rPr>
-              <w:t xml:space="preserve">TAFELBILD  ·  ERWARTUNGSBILD — MINDMAP UM DAS GEMEINSAME ZENTRUM</w:t>
+              <w:t xml:space="preserve">TAFELBILD  ·  ERWARTUNGSBILD — BEGRIFFSNETZ UM DAS GEMEINSAME ZENTRUM</w:t>
             </w:r>
           </w:p>
           <w:p>
@@ -12629,7 +12820,7 @@
                 <w:b/>
                 <w:bCs/>
               </w:rPr>
-              <w:t xml:space="preserve">Pflicht-Äste (alle finden):</w:t>
+              <w:t xml:space="preserve">Vorgegebene Knoten (zugleich das Glossar des Hefts):</w:t>
             </w:r>
           </w:p>
           <w:p>
@@ -12643,7 +12834,7 @@
               <w:ind w:left="280" w:hanging="280"/>
             </w:pPr>
             <w:r>
-              <w:t xml:space="preserve">Ast «</w:t>
+              <w:t xml:space="preserve">«</w:t>
             </w:r>
             <w:r>
               <w:t xml:space="preserve"/>
@@ -12661,7 +12852,7 @@
               <w:t xml:space="preserve"/>
             </w:r>
             <w:r>
-              <w:t xml:space="preserve">Existenz / Wahl</w:t>
+              <w:t xml:space="preserve">Bedürfnis</w:t>
             </w:r>
             <w:r>
               <w:t xml:space="preserve"/>
@@ -12673,7 +12864,7 @@
               <w:t xml:space="preserve"/>
             </w:r>
             <w:r>
-              <w:t xml:space="preserve">Maslow-Stufen</w:t>
+              <w:t xml:space="preserve">Gut</w:t>
             </w:r>
             <w:r>
               <w:t xml:space="preserve"/>
@@ -12685,7 +12876,31 @@
               <w:t xml:space="preserve"/>
             </w:r>
             <w:r>
-              <w:t xml:space="preserve">Bedürfnis ≠ Gut</w:t>
+              <w:t xml:space="preserve">Existenzbedürfnis</w:t>
+            </w:r>
+            <w:r>
+              <w:t xml:space="preserve"/>
+            </w:r>
+            <w:r>
+              <w:t xml:space="preserve"> · </w:t>
+            </w:r>
+            <w:r>
+              <w:t xml:space="preserve"/>
+            </w:r>
+            <w:r>
+              <w:t xml:space="preserve">Wahlbedürfnis</w:t>
+            </w:r>
+            <w:r>
+              <w:t xml:space="preserve"/>
+            </w:r>
+            <w:r>
+              <w:t xml:space="preserve"> · </w:t>
+            </w:r>
+            <w:r>
+              <w:t xml:space="preserve"/>
+            </w:r>
+            <w:r>
+              <w:t xml:space="preserve">Bedürfnispyramide</w:t>
             </w:r>
             <w:r>
               <w:t xml:space="preserve"/>
@@ -12702,7 +12917,7 @@
               <w:ind w:left="280" w:hanging="280"/>
             </w:pPr>
             <w:r>
-              <w:t xml:space="preserve">Ast «</w:t>
+              <w:t xml:space="preserve">«</w:t>
             </w:r>
             <w:r>
               <w:t xml:space="preserve"/>
@@ -12720,7 +12935,7 @@
               <w:t xml:space="preserve"/>
             </w:r>
             <w:r>
-              <w:t xml:space="preserve">Feed und Werbung</w:t>
+              <w:t xml:space="preserve">Werbung</w:t>
             </w:r>
             <w:r>
               <w:t xml:space="preserve"/>
@@ -12732,7 +12947,7 @@
               <w:t xml:space="preserve"/>
             </w:r>
             <w:r>
-              <w:t xml:space="preserve">Klasse, Kollegen</w:t>
+              <w:t xml:space="preserve">Impulskauf</w:t>
             </w:r>
             <w:r>
               <w:t xml:space="preserve"/>
@@ -12744,7 +12959,7 @@
               <w:t xml:space="preserve"/>
             </w:r>
             <w:r>
-              <w:t xml:space="preserve">Impulskauf</w:t>
+              <w:t xml:space="preserve">Konsumdruck</w:t>
             </w:r>
             <w:r>
               <w:t xml:space="preserve"/>
@@ -12761,7 +12976,7 @@
               <w:ind w:left="280" w:hanging="280"/>
             </w:pPr>
             <w:r>
-              <w:t xml:space="preserve">Ast «</w:t>
+              <w:t xml:space="preserve">«</w:t>
             </w:r>
             <w:r>
               <w:t xml:space="preserve"/>
@@ -12779,7 +12994,7 @@
               <w:t xml:space="preserve"/>
             </w:r>
             <w:r>
-              <w:t xml:space="preserve">Prüffrage</w:t>
+              <w:t xml:space="preserve">Geweckter Wunsch</w:t>
             </w:r>
             <w:r>
               <w:t xml:space="preserve"/>
@@ -12791,19 +13006,7 @@
               <w:t xml:space="preserve"/>
             </w:r>
             <w:r>
-              <w:t xml:space="preserve">echt / geweckt</w:t>
-            </w:r>
-            <w:r>
-              <w:t xml:space="preserve"/>
-            </w:r>
-            <w:r>
-              <w:t xml:space="preserve"> · </w:t>
-            </w:r>
-            <w:r>
-              <w:t xml:space="preserve"/>
-            </w:r>
-            <w:r>
-              <w:t xml:space="preserve">Entscheid Handy</w:t>
+              <w:t xml:space="preserve">Massstab</w:t>
             </w:r>
             <w:r>
               <w:t xml:space="preserve"/>
@@ -12820,7 +13023,36 @@
               <w:ind w:left="280" w:hanging="280"/>
             </w:pPr>
             <w:r>
-              <w:t xml:space="preserve">«gilt auch bei …» (Transfer-Ast): eigene Beispiele, etwa ein Abo-Abschluss oder eine Freizeitausgabe</w:t>
+              <w:t xml:space="preserve">Zwei leere Knoten: Begriffe aus dem eigenen Raster, in der Spur mit Medien etwa Influencer-Marketing oder Algorithmus, in der Spur ohne Medien etwa Nachfrage.</w:t>
+            </w:r>
+          </w:p>
+          <w:p>
+            <w:pPr>
+              <w:pStyle w:val="ListParagraph"/>
+              <w:numPr>
+                <w:ilvl w:val="0"/>
+                <w:numId w:val="2"/>
+              </w:numPr>
+              <w:spacing w:after="30" w:before="30" w:line="300"/>
+              <w:ind w:left="280" w:hanging="280"/>
+            </w:pPr>
+            <w:r>
+              <w:t xml:space="preserve">«gilt auch bei …» (offenes Feld): eigene Beispiele, etwa ein Abo-Abschluss oder eine Freizeitausgabe</w:t>
+            </w:r>
+          </w:p>
+          <w:p>
+            <w:pPr>
+              <w:spacing w:after="100" w:before="60" w:line="320"/>
+            </w:pPr>
+            <w:r>
+              <w:rPr>
+                <w:b/>
+                <w:bCs/>
+              </w:rPr>
+              <w:t xml:space="preserve">Tragfähige Verbindungen, zum Beispiel:</w:t>
+            </w:r>
+            <w:r>
+              <w:t xml:space="preserve"> Werbung → Geweckter Wunsch («weckt») · Bedürfnis → Gut («wird befriedigt durch») · Konsumdruck → Impulskauf («führt zu») · Massstab → Impulskauf («bremst») · Wahlbedürfnis → Zentrum («kann warten»). Es zählt, dass die Beschriftung den Zusammenhang nennt, nicht welche fünf Linien gewählt werden.</w:t>
             </w:r>
           </w:p>
           <w:p>
@@ -13037,9 +13269,9 @@
         <w:spacing w:after="100" w:before="60" w:line="320"/>
       </w:pPr>
       <w:r>
-        <w:t xml:space="preserve">☐ Mindmap mit mind. 5 beschrifteten Verbindungen
+        <w:t xml:space="preserve">☐ Begriffsnetz mit mind. 5 beschrifteten Verbindungen
 ☐ Quer-Check abgehakt
-☐ Mitnahme notiert</w:t>
+☐ «Das nehme ich mit» ausgefüllt</w:t>
       </w:r>
     </w:p>
     <w:p>
@@ -13121,7 +13353,7 @@
               <w:t xml:space="preserve">80 % (alle):</w:t>
             </w:r>
             <w:r>
-              <w:t xml:space="preserve"> Landkarte mit mindestens acht Einträgen, Legende mit drei Markierungen, Massstab-Satz und Entscheid. Als Stütze geben beide Spuren Kategorien als Karten-Raster vor. </w:t>
+              <w:t xml:space="preserve"> Landkarte mit mindestens acht Einträgen, Legende mit drei Markierungen, Massstab-Satz und Entscheid. Als Stütze dient das Beispiel auf S. 6 («So kann Ihr Produkt aussehen»): eine ausgefüllte Landkarte an einem anderen Fall. </w:t>
             </w:r>
             <w:r>
               <w:rPr>
@@ -15427,7 +15659,7 @@
         <w:t xml:space="preserve">S. 1 — Herausforderung (8 Min.).</w:t>
       </w:r>
       <w:r>
-        <w:t xml:space="preserve"> Die Zahlen sind nachrechenbar: Die Abos ergeben 45 + 20 + 65 = 130 Franken, die offene Rechnung 180 Franken plus 20 Franken Mahngebühr = 200 Franken. Offene Fragen markieren lassen — der Quer-Check auf S. 8 nimmt sie wieder auf. In der Medien-Spur steht hier der Kurzeintrag der Quelle mit QR: die Statistik 2025 der Schuldenberatung Schweiz, Seite 7.</w:t>
+        <w:t xml:space="preserve"> Die Zahlen sind nachrechenbar: Die Abos ergeben 45 + 20 + 65 = 130 Franken, die offene Rechnung 180 Franken plus 20 Franken Mahngebühr = 200 Franken. Offene Fragen markieren lassen — der Quer-Check auf S. 8 nimmt sie wieder auf. In der Medien-Spur steht hier der Kurzeintrag der Quelle (die Statistik 2025 der Schuldenberatung Schweiz, Seite 7); der QR-Code steht auf S. 3.</w:t>
       </w:r>
     </w:p>
     <w:p>
@@ -15666,6 +15898,142 @@
         <w:t xml:space="preserve"> Der Kasten «Vertiefung» bietet einen Radiobeitrag (Mundart) und eine amtliche Seite zum Ablauf einer Betreibung — beides freiwillig.</w:t>
       </w:r>
     </w:p>
+    <w:tbl>
+      <w:tblPr>
+        <w:tblW w:type="pct" w:w="100%"/>
+        <w:tblBorders>
+          <w:top w:val="none" w:color="FFFFFF" w:sz="0"/>
+          <w:left w:val="single" w:color="A12061" w:sz="18"/>
+          <w:bottom w:val="none" w:color="FFFFFF" w:sz="0"/>
+          <w:right w:val="none" w:color="FFFFFF" w:sz="0"/>
+          <w:insideH w:val="none" w:color="FFFFFF" w:sz="0"/>
+          <w:insideV w:val="none" w:color="FFFFFF" w:sz="0"/>
+        </w:tblBorders>
+        <w:tblLayout w:type="fixed"/>
+      </w:tblPr>
+      <w:tblGrid>
+        <w:gridCol w:w="100"/>
+      </w:tblGrid>
+      <w:tr>
+        <w:tc>
+          <w:tcPr>
+            <w:shd w:fill="FBE7F1" w:color="auto" w:val="clear"/>
+            <w:tcMar>
+              <w:top w:type="dxa" w:w="140"/>
+              <w:left w:type="dxa" w:w="220"/>
+              <w:bottom w:type="dxa" w:w="140"/>
+              <w:right w:type="dxa" w:w="180"/>
+            </w:tcMar>
+          </w:tcPr>
+          <w:p>
+            <w:pPr>
+              <w:spacing w:after="80" w:before="0"/>
+            </w:pPr>
+            <w:r>
+              <w:rPr>
+                <w:rFonts w:ascii="Source Sans 3" w:cs="Source Sans 3" w:eastAsia="Source Sans 3" w:hAnsi="Source Sans 3"/>
+                <w:b/>
+                <w:bCs/>
+                <w:color w:val="A12061"/>
+                <w:spacing w:val="12"/>
+                <w:sz w:val="18"/>
+                <w:szCs w:val="18"/>
+              </w:rPr>
+              <w:t xml:space="preserve">ERWARTUNGSHORIZONT  ·  VERTIEFUNG 1 (SPUR MIT MEDIEN, AUDIO 00:04–03:10) — JUNGE LEUTE UND SCHULDEN</w:t>
+            </w:r>
+          </w:p>
+          <w:p>
+            <w:pPr>
+              <w:spacing w:after="100" w:before="60" w:line="320"/>
+            </w:pPr>
+            <w:r>
+              <w:t xml:space="preserve">Gründe: Druck durch soziale Medien (man sieht, was andere kaufen, und will mithalten), Konsumgesellschaft und steigende Preise, der Umgang mit Geld wird zu Hause nicht immer gelernt. Hilfe: Der Verein will Junge früh an bestehende Stellen verweisen und arbeitet mit Unterlagen für Schulen, Gemeinden und Lehrbetriebe sowie mit Berichten von Betroffenen.
+Eine konkrete Anlaufstelle nennt der Ausschnitt nicht. Der Beitrag ist in Mundart.</w:t>
+            </w:r>
+          </w:p>
+        </w:tc>
+      </w:tr>
+    </w:tbl>
+    <w:p>
+      <w:pPr>
+        <w:spacing w:after="0" w:before="0"/>
+      </w:pPr>
+      <w:r>
+        <w:rPr>
+          <w:sz w:val="8"/>
+          <w:szCs w:val="8"/>
+        </w:rPr>
+        <w:t xml:space="preserve"/>
+      </w:r>
+    </w:p>
+    <w:tbl>
+      <w:tblPr>
+        <w:tblW w:type="pct" w:w="100%"/>
+        <w:tblBorders>
+          <w:top w:val="none" w:color="FFFFFF" w:sz="0"/>
+          <w:left w:val="single" w:color="A12061" w:sz="18"/>
+          <w:bottom w:val="none" w:color="FFFFFF" w:sz="0"/>
+          <w:right w:val="none" w:color="FFFFFF" w:sz="0"/>
+          <w:insideH w:val="none" w:color="FFFFFF" w:sz="0"/>
+          <w:insideV w:val="none" w:color="FFFFFF" w:sz="0"/>
+        </w:tblBorders>
+        <w:tblLayout w:type="fixed"/>
+      </w:tblPr>
+      <w:tblGrid>
+        <w:gridCol w:w="100"/>
+      </w:tblGrid>
+      <w:tr>
+        <w:tc>
+          <w:tcPr>
+            <w:shd w:fill="FBE7F1" w:color="auto" w:val="clear"/>
+            <w:tcMar>
+              <w:top w:type="dxa" w:w="140"/>
+              <w:left w:type="dxa" w:w="220"/>
+              <w:bottom w:type="dxa" w:w="140"/>
+              <w:right w:type="dxa" w:w="180"/>
+            </w:tcMar>
+          </w:tcPr>
+          <w:p>
+            <w:pPr>
+              <w:spacing w:after="80" w:before="0"/>
+            </w:pPr>
+            <w:r>
+              <w:rPr>
+                <w:rFonts w:ascii="Source Sans 3" w:cs="Source Sans 3" w:eastAsia="Source Sans 3" w:hAnsi="Source Sans 3"/>
+                <w:b/>
+                <w:bCs/>
+                <w:color w:val="A12061"/>
+                <w:spacing w:val="12"/>
+                <w:sz w:val="18"/>
+                <w:szCs w:val="18"/>
+              </w:rPr>
+              <w:t xml:space="preserve">ERWARTUNGSHORIZONT  ·  VERTIEFUNG 2 (SPUR MIT MEDIEN, WEBSEITE) — ABLAUF EINER BETREIBUNG</w:t>
+            </w:r>
+          </w:p>
+          <w:p>
+            <w:pPr>
+              <w:spacing w:after="100" w:before="60" w:line="320"/>
+            </w:pPr>
+            <w:r>
+              <w:t xml:space="preserve">Ablauf: Begehren beim Betreibungsamt → Zahlungsbefehl → 20 Tage zum Zahlen oder innert 10 Tagen Rechtsvorschlag → ohne Rechtsvorschlag kann fortgesetzt werden, bis zur Lohnpfändung. Eine Mahnung ist üblich, aber keine Voraussetzung. Was tun: zahlen, eine Ratenvereinbarung suchen, sich beraten lassen — oder Rechtsvorschlag erheben, wenn die Forderung nicht stimmt.
+Massgebend ist der Abschnitt «Werden Sie betrieben?» der Seite; die Sicht der Gläubigerin darunter gehört nicht zur Aufgabe.</w:t>
+            </w:r>
+          </w:p>
+        </w:tc>
+      </w:tr>
+    </w:tbl>
+    <w:p>
+      <w:pPr>
+        <w:spacing w:after="0" w:before="0"/>
+      </w:pPr>
+      <w:r>
+        <w:rPr>
+          <w:sz w:val="8"/>
+          <w:szCs w:val="8"/>
+        </w:rPr>
+        <w:t xml:space="preserve"/>
+      </w:r>
+    </w:p>
     <w:p>
       <w:pPr>
         <w:spacing w:after="100" w:before="60" w:line="320"/>
@@ -15813,7 +16181,7 @@
         <w:t xml:space="preserve">S. 8 — Abschluss (15 Min.).</w:t>
       </w:r>
       <w:r>
-        <w:t xml:space="preserve"> Mindmap mit mindestens fünf beschrifteten Verbindungen, eine davon zum Ast «gilt auch bei …». Die Mitnahme — </w:t>
+        <w:t xml:space="preserve"> Begriffsnetz mit mindestens fünf beschrifteten Verbindungen, eine davon zum Feld «gilt auch bei …», und zwei eigenen Begriffen aus dem Raster in den leeren Knoten; darunter das Glossar des Hefts. Die drei Zeilen «Das nehme ich mit» — </w:t>
       </w:r>
       <w:r>
         <w:rPr>
@@ -15823,7 +16191,7 @@
         <w:t xml:space="preserve">Meine wichtigste Anpassung · Meine Schutzregel · Mir noch unklar</w:t>
       </w:r>
       <w:r>
-        <w:t xml:space="preserve"> — brauchen die Lernenden in Woche 3 für den gemeinsamen Auftrag.</w:t>
+        <w:t xml:space="preserve"> — fassen das Heft zusammen; der gemeinsame Auftrag greift darauf zurück.</w:t>
       </w:r>
     </w:p>
     <w:p>
@@ -17522,7 +17890,7 @@
           <w:sz w:val="26"/>
           <w:szCs w:val="26"/>
         </w:rPr>
-        <w:t xml:space="preserve">Tafelbild — Mein Budget, meine Regeln</w:t>
+        <w:t xml:space="preserve">Tafelbild — Begriffsnetz Heft B</w:t>
       </w:r>
     </w:p>
     <w:tbl>
@@ -17566,7 +17934,7 @@
                 <w:sz w:val="18"/>
                 <w:szCs w:val="18"/>
               </w:rPr>
-              <w:t xml:space="preserve">TAFELBILD  ·  ERWARTUNGSBILD — MINDMAP UM DAS GEMEINSAME ZENTRUM</w:t>
+              <w:t xml:space="preserve">TAFELBILD  ·  ERWARTUNGSBILD — BEGRIFFSNETZ UM DAS GEMEINSAME ZENTRUM</w:t>
             </w:r>
           </w:p>
           <w:p>
@@ -17605,7 +17973,7 @@
                 <w:b/>
                 <w:bCs/>
               </w:rPr>
-              <w:t xml:space="preserve">Pflicht-Äste (alle finden):</w:t>
+              <w:t xml:space="preserve">Vorgegebene Knoten (zugleich das Glossar des Hefts):</w:t>
             </w:r>
           </w:p>
           <w:p>
@@ -17619,7 +17987,7 @@
               <w:ind w:left="280" w:hanging="280"/>
             </w:pPr>
             <w:r>
-              <w:t xml:space="preserve">Ast «</w:t>
+              <w:t xml:space="preserve">«</w:t>
             </w:r>
             <w:r>
               <w:t xml:space="preserve"/>
@@ -17637,7 +18005,7 @@
               <w:t xml:space="preserve"/>
             </w:r>
             <w:r>
-              <w:t xml:space="preserve">fix / variabel</w:t>
+              <w:t xml:space="preserve">Nettolohn</w:t>
             </w:r>
             <w:r>
               <w:t xml:space="preserve"/>
@@ -17649,7 +18017,7 @@
               <w:t xml:space="preserve"/>
             </w:r>
             <w:r>
-              <w:t xml:space="preserve">Rückstellungen</w:t>
+              <w:t xml:space="preserve">Fixe Kosten</w:t>
             </w:r>
             <w:r>
               <w:t xml:space="preserve"/>
@@ -17661,7 +18029,31 @@
               <w:t xml:space="preserve"/>
             </w:r>
             <w:r>
-              <w:t xml:space="preserve">Saldo, Engpass</w:t>
+              <w:t xml:space="preserve">Variable Kosten</w:t>
+            </w:r>
+            <w:r>
+              <w:t xml:space="preserve"/>
+            </w:r>
+            <w:r>
+              <w:t xml:space="preserve"> · </w:t>
+            </w:r>
+            <w:r>
+              <w:t xml:space="preserve"/>
+            </w:r>
+            <w:r>
+              <w:t xml:space="preserve">Rückstellung</w:t>
+            </w:r>
+            <w:r>
+              <w:t xml:space="preserve"/>
+            </w:r>
+            <w:r>
+              <w:t xml:space="preserve"> · </w:t>
+            </w:r>
+            <w:r>
+              <w:t xml:space="preserve"/>
+            </w:r>
+            <w:r>
+              <w:t xml:space="preserve">Saldo</w:t>
             </w:r>
             <w:r>
               <w:t xml:space="preserve"/>
@@ -17678,7 +18070,7 @@
               <w:ind w:left="280" w:hanging="280"/>
             </w:pPr>
             <w:r>
-              <w:t xml:space="preserve">Ast «</w:t>
+              <w:t xml:space="preserve">«</w:t>
             </w:r>
             <w:r>
               <w:t xml:space="preserve"/>
@@ -17696,7 +18088,7 @@
               <w:t xml:space="preserve"/>
             </w:r>
             <w:r>
-              <w:t xml:space="preserve">Abos summieren</w:t>
+              <w:t xml:space="preserve">Engpass</w:t>
             </w:r>
             <w:r>
               <w:t xml:space="preserve"/>
@@ -17708,7 +18100,7 @@
               <w:t xml:space="preserve"/>
             </w:r>
             <w:r>
-              <w:t xml:space="preserve">Rechnung, Mahnung</w:t>
+              <w:t xml:space="preserve">Mahnung</w:t>
             </w:r>
             <w:r>
               <w:t xml:space="preserve"/>
@@ -17737,7 +18129,7 @@
               <w:ind w:left="280" w:hanging="280"/>
             </w:pPr>
             <w:r>
-              <w:t xml:space="preserve">Ast «</w:t>
+              <w:t xml:space="preserve">«</w:t>
             </w:r>
             <w:r>
               <w:t xml:space="preserve"/>
@@ -17755,7 +18147,7 @@
               <w:t xml:space="preserve"/>
             </w:r>
             <w:r>
-              <w:t xml:space="preserve">Anpassungen</w:t>
+              <w:t xml:space="preserve">Anpassung</w:t>
             </w:r>
             <w:r>
               <w:t xml:space="preserve"/>
@@ -17767,19 +18159,7 @@
               <w:t xml:space="preserve"/>
             </w:r>
             <w:r>
-              <w:t xml:space="preserve">Wenn-dann-Regeln</w:t>
-            </w:r>
-            <w:r>
-              <w:t xml:space="preserve"/>
-            </w:r>
-            <w:r>
-              <w:t xml:space="preserve"> · </w:t>
-            </w:r>
-            <w:r>
-              <w:t xml:space="preserve"/>
-            </w:r>
-            <w:r>
-              <w:t xml:space="preserve">Einwand</w:t>
+              <w:t xml:space="preserve">Schutzregel</w:t>
             </w:r>
             <w:r>
               <w:t xml:space="preserve"/>
@@ -17796,7 +18176,36 @@
               <w:ind w:left="280" w:hanging="280"/>
             </w:pPr>
             <w:r>
-              <w:t xml:space="preserve">«gilt auch bei …» (Transfer-Ast): eigene Beispiele, in denen geplant werden muss, bevor Geld ausgegeben wird</w:t>
+              <w:t xml:space="preserve">Zwei leere Knoten: Begriffe aus dem eigenen Raster, in der Spur mit Medien etwa Überschuldung, in der Spur ohne Medien etwa Betreibung.</w:t>
+            </w:r>
+          </w:p>
+          <w:p>
+            <w:pPr>
+              <w:pStyle w:val="ListParagraph"/>
+              <w:numPr>
+                <w:ilvl w:val="0"/>
+                <w:numId w:val="2"/>
+              </w:numPr>
+              <w:spacing w:after="30" w:before="30" w:line="300"/>
+              <w:ind w:left="280" w:hanging="280"/>
+            </w:pPr>
+            <w:r>
+              <w:t xml:space="preserve">«gilt auch bei …» (offenes Feld): eigene Beispiele, in denen geplant werden muss, bevor Geld ausgegeben wird</w:t>
+            </w:r>
+          </w:p>
+          <w:p>
+            <w:pPr>
+              <w:spacing w:after="100" w:before="60" w:line="320"/>
+            </w:pPr>
+            <w:r>
+              <w:rPr>
+                <w:b/>
+                <w:bCs/>
+              </w:rPr>
+              <w:t xml:space="preserve">Tragfähige Verbindungen, zum Beispiel:</w:t>
+            </w:r>
+            <w:r>
+              <w:t xml:space="preserve"> Fixe Kosten → Engpass («lassen wenig Spielraum») · Mahnung → Schuldenspirale («ist der erste Schritt») · Anpassung → Saldo («verbessert») · Schutzregel → Mahnung («verhindert») · Rückstellung → Zentrum («Sicherheit später»).</w:t>
             </w:r>
           </w:p>
           <w:p>
@@ -18013,9 +18422,9 @@
         <w:spacing w:after="100" w:before="60" w:line="320"/>
       </w:pPr>
       <w:r>
-        <w:t xml:space="preserve">☐ Mindmap mit mind. 5 beschrifteten Verbindungen
+        <w:t xml:space="preserve">☐ Begriffsnetz mit mind. 5 beschrifteten Verbindungen
 ☐ Quer-Check abgehakt
-☐ Mitnahme notiert</w:t>
+☐ «Das nehme ich mit» ausgefüllt</w:t>
       </w:r>
     </w:p>
     <w:p>
@@ -18097,7 +18506,7 @@
               <w:t xml:space="preserve">80 % (alle):</w:t>
             </w:r>
             <w:r>
-              <w:t xml:space="preserve"> vollständiges Budget mit Saldo vor und nach den Anpassungen, zwei überprüfbare Schutzregeln, Gespräch geführt. Als Stütze gibt es eine Budgetvorlage mit vorgegebenen Kategorien. </w:t>
+              <w:t xml:space="preserve"> vollständiges Budget mit Saldo vor und nach den Anpassungen, zwei überprüfbare Schutzregeln, Gespräch geführt. Als Stütze dient das Beispiel auf S. 6 («So kann Ihr Produkt aussehen»): ein ausgefülltes Budget mit Anpassungen, Regeln und Gesprächsnotiz an einem anderen Fall. </w:t>
             </w:r>
             <w:r>
               <w:rPr>
@@ -18586,7 +18995,7 @@
             <w:pPr>
               <w:spacing w:after="0" w:before="0"/>
             </w:pPr>
-            <w:hyperlink w:history="1" r:id="rIdv0v_qf2fngg74vufm_cm5">
+            <w:hyperlink w:history="1" r:id="rIdfeymhpbjp3dd1kpcvrqn5">
               <w:r>
                 <w:rPr>
                   <w:b w:val="false"/>
@@ -18792,7 +19201,7 @@
             <w:pPr>
               <w:spacing w:after="0" w:before="0"/>
             </w:pPr>
-            <w:hyperlink w:history="1" r:id="rIdgdsypic7mqd57kgljwyc6">
+            <w:hyperlink w:history="1" r:id="rIdfb8tj0wkjmo1vcwlk1ypo">
               <w:r>
                 <w:rPr>
                   <w:b w:val="false"/>
@@ -18990,7 +19399,7 @@
             <w:pPr>
               <w:spacing w:after="0" w:before="0"/>
             </w:pPr>
-            <w:hyperlink w:history="1" r:id="rIdydbbyymkvtrsixmxibnhp">
+            <w:hyperlink w:history="1" r:id="rIdcfoaslnfpvrxphoxqwf4c">
               <w:r>
                 <w:rPr>
                   <w:b w:val="false"/>
@@ -19196,7 +19605,7 @@
             <w:pPr>
               <w:spacing w:after="0" w:before="0"/>
             </w:pPr>
-            <w:hyperlink w:history="1" r:id="rId8ko60qkvcanwjphtybftx">
+            <w:hyperlink w:history="1" r:id="rIdkbgk8svuac6i9uovhuqql">
               <w:r>
                 <w:rPr>
                   <w:b w:val="false"/>
@@ -19394,7 +19803,7 @@
             <w:pPr>
               <w:spacing w:after="0" w:before="0"/>
             </w:pPr>
-            <w:hyperlink w:history="1" r:id="rId21ljmoou3-giv_qjuhunc">
+            <w:hyperlink w:history="1" r:id="rIdbbu5qk2n8rkmayitw3mse">
               <w:r>
                 <w:rPr>
                   <w:b w:val="false"/>
@@ -19600,7 +20009,7 @@
             <w:pPr>
               <w:spacing w:after="0" w:before="0"/>
             </w:pPr>
-            <w:hyperlink w:history="1" r:id="rIdnvocdvmsxxzwywsxado_z">
+            <w:hyperlink w:history="1" r:id="rId4fx72gipp6z2bdj-6tpny">
               <w:r>
                 <w:rPr>
                   <w:b w:val="false"/>
@@ -19798,7 +20207,7 @@
             <w:pPr>
               <w:spacing w:after="0" w:before="0"/>
             </w:pPr>
-            <w:hyperlink w:history="1" r:id="rIdfout8cqrjhfrljbpnqqiv">
+            <w:hyperlink w:history="1" r:id="rIdettzn70ahr0ik_cgftkzp">
               <w:r>
                 <w:rPr>
                   <w:b w:val="false"/>
@@ -20004,7 +20413,7 @@
             <w:pPr>
               <w:spacing w:after="0" w:before="0"/>
             </w:pPr>
-            <w:hyperlink w:history="1" r:id="rIdvg5v49_dk8gltuzolajfr">
+            <w:hyperlink w:history="1" r:id="rId3thgptmhsh1552la8m_hj">
               <w:r>
                 <w:rPr>
                   <w:b w:val="false"/>
@@ -20545,7 +20954,7 @@
         <w:t xml:space="preserve">Hefte erlaubt und erwünscht:</w:t>
       </w:r>
       <w:r>
-        <w:t xml:space="preserve"> Die Mitnahme-Zeilen von S. 8 beider Hefte sind das Werkzeug dafür.</w:t>
+        <w:t xml:space="preserve"> Der Kasten «Das brauchen Sie aus Ihren Heften» auf A1 nennt je Heft, was der Auftrag braucht, mit Seitenzahl. Der Verweis steht bewusst auf dem Auftragsbogen und nicht im Heft: So bleibt offen, wann und ob du den Auftrag einsetzt.</w:t>
       </w:r>
     </w:p>
     <w:p>
@@ -21154,7 +21563,7 @@
           <w:sz w:val="26"/>
           <w:szCs w:val="26"/>
         </w:rPr>
-        <w:t xml:space="preserve">Ablauf über drei Lektionen</w:t>
+        <w:t xml:space="preserve">Ablauf über drei Lektionen (Vorschlag)</w:t>
       </w:r>
     </w:p>
     <w:p>
@@ -21172,7 +21581,7 @@
         <w:t xml:space="preserve">A1</w:t>
       </w:r>
       <w:r>
-        <w:t xml:space="preserve"> Situation, Zahlen, Leitfrage, Spannungsfeld, Auftrag, Schritte, Abgaben und Sozialform · </w:t>
+        <w:t xml:space="preserve"> Situation, Zahlen, Leitfrage, Spannungsfeld, Auftrag, Schritte, Abgaben, Sozialform und der Bezug auf die Hefte · </w:t>
       </w:r>
       <w:r>
         <w:rPr>
@@ -21192,7 +21601,7 @@
         <w:t xml:space="preserve">A3</w:t>
       </w:r>
       <w:r>
-        <w:t xml:space="preserve"> Planung der Sprachnachricht und das Glossar der Einheit · </w:t>
+        <w:t xml:space="preserve"> Planung der Sprachnachricht (das Glossar steht neu in jedem Heft auf S. 8, nicht mehr auf dem Bogen) · </w:t>
       </w:r>
       <w:r>
         <w:rPr>
@@ -25334,9 +25743,9 @@
               <w:spacing w:after="100" w:before="60" w:line="320"/>
             </w:pPr>
             <w:r>
-              <w:t xml:space="preserve">Stufe 3 zeigt: unterscheidet begründet, welcher Anteil des Wunsches echt und welcher durch Team und Umfeld geweckt ist.
-Stufe 4 zeigt zusätzlich: hält den Zielkonflikt offen (das E-Bike kann sinnvoll und zugleich sozial getrieben sein) und leitet daraus den Entscheid ab.
-Nicht Stufe 4: «Es ist reiner Gruppendruck, also nein» — klingt souverän, löst den Zielkonflikt aber vorschnell auf.</w:t>
+              <w:t xml:space="preserve">2 Punkte: unterscheidet begründet, welcher Anteil des Wunsches echt und welcher durch Team und Umfeld geweckt ist.
+3 Punkte zusätzlich: hält den Zielkonflikt offen (das E-Bike kann sinnvoll und zugleich sozial getrieben sein) und leitet daraus den Entscheid ab.
+Nicht 3 Punkte: «Es ist reiner Gruppendruck, also nein» — klingt souverän, löst den Zielkonflikt aber vorschnell auf.</w:t>
             </w:r>
           </w:p>
         </w:tc>
@@ -25403,9 +25812,9 @@
               <w:spacing w:after="100" w:before="60" w:line="320"/>
             </w:pPr>
             <w:r>
-              <w:t xml:space="preserve">Stufe 3 zeigt: benennt, dass die Lernende selbst die Rate tragen muss.
-Stufe 4 zeigt zusätzlich: erkennt die Eigenverantwortung und die Rolle von Verkäuferdruck und Bonitätsprüfung, ohne die Verantwortung abzuschieben.
-Nicht Stufe 4: schiebt die Schuld allein auf den Verkäufer oder die Bank.</w:t>
+              <w:t xml:space="preserve">2 Punkte: benennt, dass die Lernende selbst die Rate tragen muss.
+3 Punkte zusätzlich: erkennt die Eigenverantwortung und die Rolle von Verkäuferdruck und Bonitätsprüfung, ohne die Verantwortung abzuschieben.
+Nicht 3 Punkte: schiebt die Schuld allein auf den Verkäufer oder die Bank.</w:t>
             </w:r>
           </w:p>
         </w:tc>
@@ -25715,7 +26124,7 @@
         <w:t xml:space="preserve">Bi-dimensionale Bewertung</w:t>
       </w:r>
       <w:r>
-        <w:t xml:space="preserve"> (Skala 1–4, 1 = tiefste — rubrik-interne Kriteriumsskala, nicht die nRLP-Gütestufe 0–3)</w:t>
+        <w:t xml:space="preserve"> (0 bis 3 Punkte je Kriterium — dieselbe Skala wie in den Heften und im Auftragsbogen)</w:t>
       </w:r>
     </w:p>
     <w:tbl>
@@ -25790,7 +26199,7 @@
                 <w:sz w:val="19"/>
                 <w:szCs w:val="19"/>
               </w:rPr>
-              <w:t xml:space="preserve">Stufe 1</w:t>
+              <w:t xml:space="preserve">0 Punkte</w:t>
             </w:r>
           </w:p>
         </w:tc>
@@ -25816,7 +26225,7 @@
                 <w:sz w:val="19"/>
                 <w:szCs w:val="19"/>
               </w:rPr>
-              <w:t xml:space="preserve">Stufe 2</w:t>
+              <w:t xml:space="preserve">1 Punkt</w:t>
             </w:r>
           </w:p>
         </w:tc>
@@ -25842,7 +26251,7 @@
                 <w:sz w:val="19"/>
                 <w:szCs w:val="19"/>
               </w:rPr>
-              <w:t xml:space="preserve">Stufe 3</w:t>
+              <w:t xml:space="preserve">2 Punkte</w:t>
             </w:r>
           </w:p>
         </w:tc>
@@ -25868,7 +26277,7 @@
                 <w:sz w:val="19"/>
                 <w:szCs w:val="19"/>
               </w:rPr>
-              <w:t xml:space="preserve">Stufe 4</w:t>
+              <w:t xml:space="preserve">3 Punkte</w:t>
             </w:r>
           </w:p>
         </w:tc>
@@ -26723,7 +27132,7 @@
         <w:t xml:space="preserve">unter 60 %</w:t>
       </w:r>
       <w:r>
-        <w:t xml:space="preserve"> (Stufen 1–2 dominant) · </w:t>
+        <w:t xml:space="preserve"> (0–1 Punkte dominant) · </w:t>
       </w:r>
       <w:r>
         <w:rPr>
@@ -26733,7 +27142,7 @@
         <w:t xml:space="preserve">80 %</w:t>
       </w:r>
       <w:r>
-        <w:t xml:space="preserve"> (mehrheitlich Stufe 3) · </w:t>
+        <w:t xml:space="preserve"> (mehrheitlich 2 Punkte) · </w:t>
       </w:r>
       <w:r>
         <w:rPr>
@@ -26743,7 +27152,7 @@
         <w:t xml:space="preserve">100 %</w:t>
       </w:r>
       <w:r>
-        <w:t xml:space="preserve"> (Stufe 4 in mindestens 3 von 4 Kriterien).</w:t>
+        <w:t xml:space="preserve"> (3 Punkte in mindestens 3 von 4 Kriterien).</w:t>
       </w:r>
     </w:p>
     <w:tbl>
@@ -26946,7 +27355,7 @@
               <w:spacing w:after="100" w:before="60" w:line="320"/>
             </w:pPr>
             <w:r>
-              <w:t xml:space="preserve">«Klarste Lösung = höchste Note» ist falsch. Wer den Zielkonflikt (Wunsch gegen Sicherheit) vorschnell auflöst, erreicht in «Position / Werthaltung» gerade nicht Stufe 4 — Stufe 4 verlangt, das Spannungsfeld anzuerkennen.</w:t>
+              <w:t xml:space="preserve">«Klarste Lösung = höchste Note» ist falsch. Wer den Zielkonflikt (Wunsch gegen Sicherheit) vorschnell auflöst, erreicht in «Position / Werthaltung» gerade nicht 3 Punkte — dafür muss das Spannungsfeld anerkannt sein.</w:t>
             </w:r>
           </w:p>
         </w:tc>

--- a/docs/upgrade-v4.2/gold/begleiter.docx
+++ b/docs/upgrade-v4.2/gold/begleiter.docx
@@ -18995,7 +18995,7 @@
             <w:pPr>
               <w:spacing w:after="0" w:before="0"/>
             </w:pPr>
-            <w:hyperlink w:history="1" r:id="rIdfeymhpbjp3dd1kpcvrqn5">
+            <w:hyperlink w:history="1" r:id="rIdubjp-rovqfpjclht2_5kl">
               <w:r>
                 <w:rPr>
                   <w:b w:val="false"/>
@@ -19201,7 +19201,7 @@
             <w:pPr>
               <w:spacing w:after="0" w:before="0"/>
             </w:pPr>
-            <w:hyperlink w:history="1" r:id="rIdfb8tj0wkjmo1vcwlk1ypo">
+            <w:hyperlink w:history="1" r:id="rIddmkpvpipibvcmffye6ggv">
               <w:r>
                 <w:rPr>
                   <w:b w:val="false"/>
@@ -19399,7 +19399,7 @@
             <w:pPr>
               <w:spacing w:after="0" w:before="0"/>
             </w:pPr>
-            <w:hyperlink w:history="1" r:id="rIdcfoaslnfpvrxphoxqwf4c">
+            <w:hyperlink w:history="1" r:id="rIdda9erlr_fgazrylqc9yns">
               <w:r>
                 <w:rPr>
                   <w:b w:val="false"/>
@@ -19605,7 +19605,7 @@
             <w:pPr>
               <w:spacing w:after="0" w:before="0"/>
             </w:pPr>
-            <w:hyperlink w:history="1" r:id="rIdkbgk8svuac6i9uovhuqql">
+            <w:hyperlink w:history="1" r:id="rIdl9dj23ff-0g2wvbhnws7s">
               <w:r>
                 <w:rPr>
                   <w:b w:val="false"/>
@@ -19803,7 +19803,7 @@
             <w:pPr>
               <w:spacing w:after="0" w:before="0"/>
             </w:pPr>
-            <w:hyperlink w:history="1" r:id="rIdbbu5qk2n8rkmayitw3mse">
+            <w:hyperlink w:history="1" r:id="rIdeaxkgoiynhmjwvuf_hop3">
               <w:r>
                 <w:rPr>
                   <w:b w:val="false"/>
@@ -20009,7 +20009,7 @@
             <w:pPr>
               <w:spacing w:after="0" w:before="0"/>
             </w:pPr>
-            <w:hyperlink w:history="1" r:id="rId4fx72gipp6z2bdj-6tpny">
+            <w:hyperlink w:history="1" r:id="rId4v2b4cmf7jyrdlrl_0-vw">
               <w:r>
                 <w:rPr>
                   <w:b w:val="false"/>
@@ -20207,7 +20207,7 @@
             <w:pPr>
               <w:spacing w:after="0" w:before="0"/>
             </w:pPr>
-            <w:hyperlink w:history="1" r:id="rIdettzn70ahr0ik_cgftkzp">
+            <w:hyperlink w:history="1" r:id="rId3ev079th8lynzb1legz18">
               <w:r>
                 <w:rPr>
                   <w:b w:val="false"/>
@@ -20413,7 +20413,7 @@
             <w:pPr>
               <w:spacing w:after="0" w:before="0"/>
             </w:pPr>
-            <w:hyperlink w:history="1" r:id="rId3thgptmhsh1552la8m_hj">
+            <w:hyperlink w:history="1" r:id="rIdj0ibgi7imboq35dvrkpun">
               <w:r>
                 <w:rPr>
                   <w:b w:val="false"/>
@@ -21611,7 +21611,7 @@
         <w:t xml:space="preserve">A4</w:t>
       </w:r>
       <w:r>
-        <w:t xml:space="preserve"> Rückmeldung mit den vier KN-Kriterien, Spalten «Selbst» und «LP» und der Zeile «Bis zum KN verbessere ich …».</w:t>
+        <w:t xml:space="preserve"> Selbsteinschätzung mit den vier KN-Kriterien, Spalten «Selbst» und «Fremd» und den Zeilen «Das verbessere ich …» und «Rückmeldung, die ich erhalten habe».</w:t>
       </w:r>
     </w:p>
     <w:tbl>
@@ -23118,7 +23118,7 @@
         <w:spacing w:after="100" w:before="60" w:line="320"/>
       </w:pPr>
       <w:r>
-        <w:t xml:space="preserve">Zwischen der Abgabe und dem KN liegt mindestens eine Lektion mit Rückmeldung — in diesem Plan die dritte Lektion von Woche 3. Du gibst Rückmeldung auf A4 in der Spalte «LP», auf derselben Skala wie die Selbsteinschätzung. Jede Person schliesst mit einem Satz «Bis zum KN verbessere ich …». Wird diese Lektion gestrichen, verliert der Auftrag seinen Sinn; dafür gibt es den Puffer (Kap. 1).</w:t>
+        <w:t xml:space="preserve">Zwischen der Abgabe und dem KN liegt mindestens eine Lektion mit Rückmeldung — in diesem Plan die dritte Lektion von Woche 3. Der Bogen selbst lässt offen, wer die Spalte «Fremd» ausfüllt (du, eine Partnerin, beide) und was du mit dem Auftrag machst — er nennt weder Lehrperson noch Note. Im Vorschlag gibst du Rückmeldung in der Spalte «Fremd», auf derselben Skala wie die Selbsteinschätzung, und jede Person schliesst mit einem Satz unter «Das verbessere ich …». Wird diese Lektion gestrichen, verliert der Auftrag seinen Sinn; dafür gibt es den Puffer (Kap. 1).</w:t>
       </w:r>
     </w:p>
     <w:p>

--- a/docs/upgrade-v4.2/gold/begleiter.docx
+++ b/docs/upgrade-v4.2/gold/begleiter.docx
@@ -461,6 +461,17 @@
               <w:t xml:space="preserve">, nicht an die Lernenden.
 Die Lernenden erhalten Heft A und Heft B (je acht Seiten, in der Spur ohne oder mit
 Medien), den Auftragsbogen zum gemeinsamen Auftrag (vier Seiten) und das KN-Blatt.
+Zu jedem Heft gibt es je Spur ein Dokument </w:t>
+            </w:r>
+            <w:r>
+              <w:rPr>
+                <w:b/>
+                <w:bCs/>
+              </w:rPr>
+              <w:t xml:space="preserve">«Lösungen»</w:t>
+            </w:r>
+            <w:r>
+              <w:t xml:space="preserve"> (nur für dich): eine mögliche Lösung zu jedem Feld des Hefts, in Grün — Leitfragen, ausgefülltes Raster mit Befund, Denkhilfe bzw. Vertiefungen, Produkt und Abschluss.
 Hier steht, </w:t>
             </w:r>
             <w:r>
@@ -11030,17 +11041,17 @@
         <w:t xml:space="preserve">an einem anderen Fall</w:t>
       </w:r>
       <w:r>
-        <w:t xml:space="preserve"> (Spielkonsole). Sie zeigt die Form — Felder, Einträge im Muster Gut → Bedürfnis, Legende mit drei Zeichen, Massstab und Entscheid am Rand —, nicht die Lösung zum eigenen Fall. Die mögliche Lösung zum Fall des Hefts liegt als </w:t>
+        <w:t xml:space="preserve"> (Spielkonsole). Sie zeigt die Form — Felder, Einträge im Muster Gut → Bedürfnis, Legende mit drei Zeichen, Massstab und Entscheid am Rand —, nicht die Lösung zum eigenen Fall. Die mögliche Lösung zum Fall des Hefts steht im Dokument </w:t>
       </w:r>
       <w:r>
         <w:rPr>
           <w:b/>
           <w:bCs/>
         </w:rPr>
-        <w:t xml:space="preserve">Lösungsblatt</w:t>
-      </w:r>
-      <w:r>
-        <w:t xml:space="preserve"> bei den Unterlagen der Lehrperson; zeig sie erst, wenn die eigene Karte steht.</w:t>
+        <w:t xml:space="preserve">«Lösungen»</w:t>
+      </w:r>
+      <w:r>
+        <w:t xml:space="preserve"> bei deinen Unterlagen; zeig sie erst, wenn die eigene Karte steht.</w:t>
       </w:r>
     </w:p>
     <w:p>
@@ -17504,7 +17515,7 @@
                 <w:i/>
                 <w:iCs/>
               </w:rPr>
-              <w:t xml:space="preserve">(q-131b-pflicht, S. 7)</w:t>
+              <w:t xml:space="preserve">(Quelle, S. 7)</w:t>
             </w:r>
           </w:p>
           <w:p>
@@ -17532,7 +17543,7 @@
                 <w:i/>
                 <w:iCs/>
               </w:rPr>
-              <w:t xml:space="preserve">(q-131b-pflicht, S. 7)</w:t>
+              <w:t xml:space="preserve">(Quelle, S. 7)</w:t>
             </w:r>
           </w:p>
           <w:p>
@@ -17630,7 +17641,7 @@
                 <w:i/>
                 <w:iCs/>
               </w:rPr>
-              <w:t xml:space="preserve">(q-131b-pflicht-ersatz)</w:t>
+              <w:t xml:space="preserve">(Ersatzquelle)</w:t>
             </w:r>
           </w:p>
           <w:p>
@@ -18995,7 +19006,7 @@
             <w:pPr>
               <w:spacing w:after="0" w:before="0"/>
             </w:pPr>
-            <w:hyperlink w:history="1" r:id="rIdubjp-rovqfpjclht2_5kl">
+            <w:hyperlink w:history="1" r:id="rIdrlhpzhtoamhhn5j9aqwik">
               <w:r>
                 <w:rPr>
                   <w:b w:val="false"/>
@@ -19201,7 +19212,7 @@
             <w:pPr>
               <w:spacing w:after="0" w:before="0"/>
             </w:pPr>
-            <w:hyperlink w:history="1" r:id="rIddmkpvpipibvcmffye6ggv">
+            <w:hyperlink w:history="1" r:id="rIdmb56vbo0j3etyl4ipdruu">
               <w:r>
                 <w:rPr>
                   <w:b w:val="false"/>
@@ -19399,7 +19410,7 @@
             <w:pPr>
               <w:spacing w:after="0" w:before="0"/>
             </w:pPr>
-            <w:hyperlink w:history="1" r:id="rIdda9erlr_fgazrylqc9yns">
+            <w:hyperlink w:history="1" r:id="rIdedlkqryuhwo74cwm1tnsx">
               <w:r>
                 <w:rPr>
                   <w:b w:val="false"/>
@@ -19605,7 +19616,7 @@
             <w:pPr>
               <w:spacing w:after="0" w:before="0"/>
             </w:pPr>
-            <w:hyperlink w:history="1" r:id="rIdl9dj23ff-0g2wvbhnws7s">
+            <w:hyperlink w:history="1" r:id="rIdcdfyahyzx-wreb6ke1b0p">
               <w:r>
                 <w:rPr>
                   <w:b w:val="false"/>
@@ -19803,7 +19814,7 @@
             <w:pPr>
               <w:spacing w:after="0" w:before="0"/>
             </w:pPr>
-            <w:hyperlink w:history="1" r:id="rIdeaxkgoiynhmjwvuf_hop3">
+            <w:hyperlink w:history="1" r:id="rId1pcaai4aoszgaxhsazfob">
               <w:r>
                 <w:rPr>
                   <w:b w:val="false"/>
@@ -20009,7 +20020,7 @@
             <w:pPr>
               <w:spacing w:after="0" w:before="0"/>
             </w:pPr>
-            <w:hyperlink w:history="1" r:id="rId4v2b4cmf7jyrdlrl_0-vw">
+            <w:hyperlink w:history="1" r:id="rIditdzr9l9w-lodigv3x86c">
               <w:r>
                 <w:rPr>
                   <w:b w:val="false"/>
@@ -20207,7 +20218,7 @@
             <w:pPr>
               <w:spacing w:after="0" w:before="0"/>
             </w:pPr>
-            <w:hyperlink w:history="1" r:id="rId3ev079th8lynzb1legz18">
+            <w:hyperlink w:history="1" r:id="rIdcruz6w7vhn8c31o2ouwif">
               <w:r>
                 <w:rPr>
                   <w:b w:val="false"/>
@@ -20413,7 +20424,7 @@
             <w:pPr>
               <w:spacing w:after="0" w:before="0"/>
             </w:pPr>
-            <w:hyperlink w:history="1" r:id="rIdj0ibgi7imboq35dvrkpun">
+            <w:hyperlink w:history="1" r:id="rIdwwdjzouyuelrylz6btafg">
               <w:r>
                 <w:rPr>
                   <w:b w:val="false"/>
